--- a/docs/wiyanjana.docx
+++ b/docs/wiyanjana.docx
@@ -4624,7 +4624,7 @@
                 <w:b/>
                 <w:bCs/>
               </w:rPr>
-              <w:t>6</w:t>
+              <w:t>7</w:t>
             </w:r>
           </w:p>
         </w:tc>
@@ -4635,7 +4635,7 @@
           <w:p>
             <w:pPr>
               <w:rPr>
-                <w:rFonts w:ascii="Iskoola Pota" w:hAnsi="Iskoola Pota" w:cs="Iskoola Pota" w:hint="cs"/>
+                <w:rFonts w:ascii="Iskoola Pota" w:hAnsi="Iskoola Pota" w:cs="Iskoola Pota"/>
                 <w:b/>
                 <w:bCs/>
               </w:rPr>
@@ -4649,7 +4649,7 @@
           <w:p>
             <w:pPr>
               <w:rPr>
-                <w:rFonts w:ascii="Iskoola Pota" w:hAnsi="Iskoola Pota" w:cs="Iskoola Pota" w:hint="cs"/>
+                <w:rFonts w:ascii="Iskoola Pota" w:hAnsi="Iskoola Pota" w:cs="Iskoola Pota"/>
                 <w:b/>
                 <w:bCs/>
               </w:rPr>
@@ -6276,6 +6276,7 @@
   <w:style w:type="character" w:default="1" w:styleId="DefaultParagraphFont">
     <w:name w:val="Default Paragraph Font"/>
     <w:uiPriority w:val="1"/>
+    <w:semiHidden/>
     <w:unhideWhenUsed/>
   </w:style>
   <w:style w:type="table" w:default="1" w:styleId="TableNormal">
